--- a/1_QdC/QdC_Nebula.docx
+++ b/1_QdC/QdC_Nebula.docx
@@ -234,16 +234,8 @@
               <w:rPr>
                 <w:spacing w:val="-2"/>
               </w:rPr>
-              <w:t xml:space="preserve"> </w:t>
-            </w:r>
-            <w:proofErr w:type="spellStart"/>
-            <w:r>
-              <w:rPr>
-                <w:spacing w:val="-2"/>
-              </w:rPr>
-              <w:t>Bytyqi</w:t>
-            </w:r>
-            <w:proofErr w:type="spellEnd"/>
+              <w:t xml:space="preserve"> Bytyqi</w:t>
+            </w:r>
           </w:p>
         </w:tc>
       </w:tr>
@@ -272,13 +264,7 @@
           </w:tcPr>
           <w:p>
             <w:r>
-              <w:t>l</w:t>
-            </w:r>
-            <w:r>
-              <w:t>inda.bytyqi</w:t>
-            </w:r>
-            <w:r>
-              <w:t>@samtrevano.ch</w:t>
+              <w:t>bto419@student.edu.ti.ch</w:t>
             </w:r>
           </w:p>
         </w:tc>
@@ -2782,13 +2768,8 @@
         </w:numPr>
         <w:spacing w:before="56"/>
       </w:pPr>
-      <w:proofErr w:type="spellStart"/>
-      <w:r>
-        <w:t>Ipad</w:t>
-      </w:r>
-      <w:proofErr w:type="spellEnd"/>
-      <w:r>
-        <w:t xml:space="preserve"> 10th generation</w:t>
+      <w:r>
+        <w:t>Ipad 10th generation</w:t>
       </w:r>
     </w:p>
     <w:p>
@@ -2814,13 +2795,8 @@
         <w:spacing w:before="56"/>
       </w:pPr>
       <w:r>
-        <w:t>Swift/</w:t>
-      </w:r>
-      <w:proofErr w:type="spellStart"/>
-      <w:r>
-        <w:t>SwiftUI</w:t>
-      </w:r>
-      <w:proofErr w:type="spellEnd"/>
+        <w:t>Swift/SwiftUI</w:t>
+      </w:r>
     </w:p>
     <w:p>
       <w:pPr>
@@ -3293,14 +3269,7 @@
           <w:szCs w:val="18"/>
           <w:lang w:val="it-CH"/>
         </w:rPr>
-        <w:t xml:space="preserve"> </w:t>
-      </w:r>
-      <w:r>
-        <w:rPr>
-          <w:szCs w:val="18"/>
-          <w:lang w:val="it-CH"/>
-        </w:rPr>
-        <w:t>proveniente dalla NASA;</w:t>
+        <w:t xml:space="preserve"> proveniente dalla NASA;</w:t>
       </w:r>
     </w:p>
     <w:p>
@@ -3515,23 +3484,7 @@
           <w:szCs w:val="18"/>
           <w:lang w:val="it-CH"/>
         </w:rPr>
-        <w:t xml:space="preserve">iagramma di </w:t>
-      </w:r>
-      <w:proofErr w:type="spellStart"/>
-      <w:r>
-        <w:rPr>
-          <w:szCs w:val="18"/>
-          <w:lang w:val="it-CH"/>
-        </w:rPr>
-        <w:t>Gantt</w:t>
-      </w:r>
-      <w:proofErr w:type="spellEnd"/>
-      <w:r>
-        <w:rPr>
-          <w:szCs w:val="18"/>
-          <w:lang w:val="it-CH"/>
-        </w:rPr>
-        <w:t xml:space="preserve"> con le tempistiche previste</w:t>
+        <w:t>iagramma di Gantt con le tempistiche previste</w:t>
       </w:r>
     </w:p>
     <w:p>
@@ -3589,7 +3542,6 @@
           <w:lang w:val="it-CH"/>
         </w:rPr>
       </w:pPr>
-      <w:proofErr w:type="spellStart"/>
       <w:r>
         <w:rPr>
           <w:szCs w:val="18"/>
@@ -3597,7 +3549,6 @@
         </w:rPr>
         <w:t>Mockup</w:t>
       </w:r>
-      <w:proofErr w:type="spellEnd"/>
     </w:p>
     <w:p>
       <w:pPr>
@@ -7843,6 +7794,7 @@
   <w:style w:type="character" w:default="1" w:styleId="Carpredefinitoparagrafo">
     <w:name w:val="Default Paragraph Font"/>
     <w:uiPriority w:val="1"/>
+    <w:semiHidden/>
     <w:unhideWhenUsed/>
   </w:style>
   <w:style w:type="table" w:default="1" w:styleId="Tabellanormale">
